--- a/docs/Assets/NAVIS/NAVIS_Data Management Plan v1.0.docx
+++ b/docs/Assets/NAVIS/NAVIS_Data Management Plan v1.0.docx
@@ -54,7 +54,7 @@
         <w:t>Version:</w:t>
       </w:r>
       <w:r>
-        <w:t xml:space="preserve"> Draft v</w:t>
+        <w:t xml:space="preserve"> v</w:t>
       </w:r>
       <w:r>
         <w:t>1</w:t>
@@ -132,11 +132,7 @@
         </w:numPr>
       </w:pPr>
       <w:r>
-        <w:t xml:space="preserve">ISARIC data governance and security </w:t>
-      </w:r>
-      <w:proofErr w:type="gramStart"/>
-      <w:r>
-        <w:t>arrangements</w:t>
+        <w:t>ISARIC data governance and security arrangements</w:t>
       </w:r>
       <w:r>
         <w:t xml:space="preserve"> </w:t>
@@ -145,11 +141,7 @@
         <w:t xml:space="preserve"> </w:t>
       </w:r>
       <w:r>
-        <w:t>[</w:t>
-      </w:r>
-      <w:proofErr w:type="gramEnd"/>
-      <w:r>
-        <w:t>ISARIC Data Security Model 15MAR23]</w:t>
+        <w:t>[ISARIC Data Security Model 15MAR23]</w:t>
       </w:r>
     </w:p>
     <w:p>
@@ -247,15 +239,7 @@
         <w:t>DAG</w:t>
       </w:r>
       <w:r>
-        <w:t>: Data Access Group (</w:t>
-      </w:r>
-      <w:proofErr w:type="spellStart"/>
-      <w:r>
-        <w:t>REDCap</w:t>
-      </w:r>
-      <w:proofErr w:type="spellEnd"/>
-      <w:r>
-        <w:t xml:space="preserve"> functionality restricting users to site</w:t>
+        <w:t>: Data Access Group (REDCap functionality restricting users to site</w:t>
       </w:r>
       <w:r>
         <w:noBreakHyphen/>
@@ -305,7 +289,6 @@
           <w:numId w:val="7"/>
         </w:numPr>
       </w:pPr>
-      <w:proofErr w:type="spellStart"/>
       <w:r>
         <w:rPr>
           <w:b/>
@@ -313,7 +296,6 @@
         </w:rPr>
         <w:t>REDCap</w:t>
       </w:r>
-      <w:proofErr w:type="spellEnd"/>
       <w:r>
         <w:t>: Research Electronic Data Capture system</w:t>
       </w:r>
@@ -518,13 +500,8 @@
           <w:numId w:val="18"/>
         </w:numPr>
       </w:pPr>
-      <w:proofErr w:type="spellStart"/>
-      <w:r>
-        <w:t>REDCap</w:t>
-      </w:r>
-      <w:proofErr w:type="spellEnd"/>
-      <w:r>
-        <w:t xml:space="preserve"> a</w:t>
+      <w:r>
+        <w:t>REDCap a</w:t>
       </w:r>
       <w:r>
         <w:t>ccess control and user management</w:t>
@@ -757,7 +734,6 @@
         </w:rPr>
         <w:t xml:space="preserve">b) </w:t>
       </w:r>
-      <w:proofErr w:type="spellStart"/>
       <w:r>
         <w:rPr>
           <w:b/>
@@ -770,15 +746,7 @@
           <w:b/>
           <w:bCs/>
         </w:rPr>
-        <w:t>Clinical</w:t>
-      </w:r>
-      <w:proofErr w:type="spellEnd"/>
-      <w:r>
-        <w:rPr>
-          <w:b/>
-          <w:bCs/>
-        </w:rPr>
-        <w:t xml:space="preserve"> Monitoring Data</w:t>
+        <w:t>Clinical Monitoring Data</w:t>
       </w:r>
     </w:p>
     <w:p>
@@ -788,7 +756,6 @@
           <w:numId w:val="26"/>
         </w:numPr>
       </w:pPr>
-      <w:proofErr w:type="gramStart"/>
       <w:r>
         <w:t>D</w:t>
       </w:r>
@@ -801,7 +768,6 @@
       <w:r>
         <w:t>articipant</w:t>
       </w:r>
-      <w:proofErr w:type="gramEnd"/>
       <w:r>
         <w:noBreakHyphen/>
       </w:r>
@@ -817,15 +783,7 @@
         </w:numPr>
       </w:pPr>
       <w:r>
-        <w:t>Direct daily measurements: temperature, oxygen saturation (</w:t>
-      </w:r>
-      <w:proofErr w:type="spellStart"/>
-      <w:r>
-        <w:t>SpO</w:t>
-      </w:r>
-      <w:proofErr w:type="spellEnd"/>
-      <w:r>
-        <w:t>₂), blood pressure, and diuresis</w:t>
+        <w:t>Direct daily measurements: temperature, oxygen saturation (SpO₂), blood pressure, and diuresis</w:t>
       </w:r>
     </w:p>
     <w:p>
@@ -1085,15 +1043,7 @@
     </w:p>
     <w:p>
       <w:r>
-        <w:t xml:space="preserve">Data are captured using electronic Case Report Forms (eCRFs) implemented in </w:t>
-      </w:r>
-      <w:proofErr w:type="spellStart"/>
-      <w:r>
-        <w:t>REDCap</w:t>
-      </w:r>
-      <w:proofErr w:type="spellEnd"/>
-      <w:r>
-        <w:t xml:space="preserve"> and hosted on University of Oxford infrastructure.</w:t>
+        <w:t>Data are captured using electronic Case Report Forms (eCRFs) implemented in REDCap and hosted on University of Oxford infrastructure.</w:t>
       </w:r>
     </w:p>
     <w:p>
@@ -1179,15 +1129,7 @@
     </w:p>
     <w:p>
       <w:r>
-        <w:t xml:space="preserve">Data are entered directly into the central </w:t>
-      </w:r>
-      <w:proofErr w:type="spellStart"/>
-      <w:r>
-        <w:t>REDCap</w:t>
-      </w:r>
-      <w:proofErr w:type="spellEnd"/>
-      <w:r>
-        <w:t xml:space="preserve"> database by authorised study staff.</w:t>
+        <w:t>Data are entered directly into the central REDCap database by authorised study staff.</w:t>
       </w:r>
     </w:p>
     <w:p>
@@ -1427,13 +1369,8 @@
           <w:numId w:val="31"/>
         </w:numPr>
       </w:pPr>
-      <w:proofErr w:type="spellStart"/>
-      <w:r>
-        <w:t>REDCap</w:t>
-      </w:r>
-      <w:proofErr w:type="spellEnd"/>
-      <w:r>
-        <w:t xml:space="preserve"> role</w:t>
+      <w:r>
+        <w:t>REDCap role</w:t>
       </w:r>
       <w:r>
         <w:noBreakHyphen/>
@@ -1475,13 +1412,8 @@
         <w:t xml:space="preserve">. </w:t>
       </w:r>
       <w:r>
-        <w:t xml:space="preserve">This should also include </w:t>
-      </w:r>
-      <w:proofErr w:type="spellStart"/>
-      <w:r>
-        <w:t>REDCap</w:t>
-      </w:r>
-      <w:proofErr w:type="spellEnd"/>
+        <w:t>This should also include REDCap</w:t>
+      </w:r>
       <w:r>
         <w:t xml:space="preserve"> specific training </w:t>
       </w:r>
@@ -1505,15 +1437,7 @@
     </w:p>
     <w:p>
       <w:r>
-        <w:t xml:space="preserve">It is the responsibility of the site Principal Investigator or Study </w:t>
-      </w:r>
-      <w:proofErr w:type="gramStart"/>
-      <w:r>
-        <w:t>Lead</w:t>
-      </w:r>
-      <w:proofErr w:type="gramEnd"/>
-      <w:r>
-        <w:t xml:space="preserve"> to ensure that </w:t>
+        <w:t xml:space="preserve">It is the responsibility of the site Principal Investigator or Study Lead to ensure that </w:t>
       </w:r>
       <w:r>
         <w:t xml:space="preserve">appropriate </w:t>
@@ -1591,15 +1515,7 @@
         </w:numPr>
       </w:pPr>
       <w:r>
-        <w:t xml:space="preserve">Daily encrypted backups retained in accordance with </w:t>
-      </w:r>
-      <w:proofErr w:type="gramStart"/>
-      <w:r>
-        <w:t>University</w:t>
-      </w:r>
-      <w:proofErr w:type="gramEnd"/>
-      <w:r>
-        <w:t xml:space="preserve"> policy</w:t>
+        <w:t>Daily encrypted backups retained in accordance with University policy</w:t>
       </w:r>
     </w:p>
     <w:p>
@@ -1610,13 +1526,8 @@
         </w:numPr>
       </w:pPr>
       <w:r>
-        <w:t xml:space="preserve">Full audit logging of user activity within </w:t>
-      </w:r>
-      <w:proofErr w:type="spellStart"/>
-      <w:r>
-        <w:t>REDCap</w:t>
-      </w:r>
-      <w:proofErr w:type="spellEnd"/>
+        <w:t>Full audit logging of user activity within REDCap</w:t>
+      </w:r>
     </w:p>
     <w:p>
       <w:r>
@@ -1786,13 +1697,8 @@
       <w:r>
         <w:t xml:space="preserve">the </w:t>
       </w:r>
-      <w:proofErr w:type="spellStart"/>
-      <w:r>
-        <w:t>REDCap</w:t>
-      </w:r>
-      <w:proofErr w:type="spellEnd"/>
-      <w:r>
-        <w:t xml:space="preserve"> </w:t>
+      <w:r>
+        <w:t xml:space="preserve">REDCap </w:t>
       </w:r>
       <w:r>
         <w:t>Data Quality</w:t>
@@ -1801,15 +1707,7 @@
         <w:t xml:space="preserve"> function </w:t>
       </w:r>
       <w:r>
-        <w:t xml:space="preserve">and resolved collaboratively with participating sites. All query activity and data changes are logged through </w:t>
-      </w:r>
-      <w:proofErr w:type="spellStart"/>
-      <w:r>
-        <w:t>REDCap</w:t>
-      </w:r>
-      <w:proofErr w:type="spellEnd"/>
-      <w:r>
-        <w:t xml:space="preserve"> audit trails.</w:t>
+        <w:t>and resolved collaboratively with participating sites. All query activity and data changes are logged through REDCap audit trails.</w:t>
       </w:r>
     </w:p>
     <w:p>
@@ -2265,48 +2163,35 @@
       <w:r>
         <w:t xml:space="preserve">Authorised </w:t>
       </w:r>
-      <w:proofErr w:type="spellStart"/>
-      <w:r>
-        <w:t>REDCap</w:t>
-      </w:r>
-      <w:proofErr w:type="spellEnd"/>
+      <w:r>
+        <w:t xml:space="preserve">REDCap </w:t>
+      </w:r>
+      <w:r>
+        <w:t xml:space="preserve">users at </w:t>
+      </w:r>
+      <w:r>
+        <w:t>c</w:t>
+      </w:r>
+      <w:r>
+        <w:t>ontributing institutions</w:t>
+      </w:r>
+      <w:r>
+        <w:t xml:space="preserve"> may </w:t>
+      </w:r>
+      <w:r>
+        <w:t>download thei</w:t>
+      </w:r>
+      <w:r>
+        <w:t xml:space="preserve">r </w:t>
+      </w:r>
+      <w:r>
+        <w:t>institutional data</w:t>
+      </w:r>
       <w:r>
         <w:t xml:space="preserve"> </w:t>
       </w:r>
       <w:r>
-        <w:t xml:space="preserve">users at </w:t>
-      </w:r>
-      <w:r>
-        <w:t>c</w:t>
-      </w:r>
-      <w:r>
-        <w:t>ontributing institutions</w:t>
-      </w:r>
-      <w:r>
-        <w:t xml:space="preserve"> may </w:t>
-      </w:r>
-      <w:r>
-        <w:t>download thei</w:t>
-      </w:r>
-      <w:r>
-        <w:t xml:space="preserve">r </w:t>
-      </w:r>
-      <w:r>
-        <w:t>institutional data</w:t>
-      </w:r>
-      <w:r>
-        <w:t xml:space="preserve"> </w:t>
-      </w:r>
-      <w:r>
-        <w:t xml:space="preserve">from </w:t>
-      </w:r>
-      <w:proofErr w:type="spellStart"/>
-      <w:r>
-        <w:t>REDCap</w:t>
-      </w:r>
-      <w:proofErr w:type="spellEnd"/>
-      <w:r>
-        <w:t xml:space="preserve"> at any time.</w:t>
+        <w:t>from REDCap at any time.</w:t>
       </w:r>
     </w:p>
     <w:p>
@@ -8954,6 +8839,25 @@
 </file>
 
 <file path=customXml/item1.xml><?xml version="1.0" encoding="utf-8"?>
+<p:properties xmlns:p="http://schemas.microsoft.com/office/2006/metadata/properties" xmlns:xsi="http://www.w3.org/2001/XMLSchema-instance" xmlns:pc="http://schemas.microsoft.com/office/infopath/2007/PartnerControls">
+  <documentManagement>
+    <lcf76f155ced4ddcb4097134ff3c332f xmlns="6afba72c-dd52-49d8-8721-5dfc240ac6d9">
+      <Terms xmlns="http://schemas.microsoft.com/office/infopath/2007/PartnerControls"/>
+    </lcf76f155ced4ddcb4097134ff3c332f>
+  </documentManagement>
+</p:properties>
+</file>
+
+<file path=customXml/item2.xml><?xml version="1.0" encoding="utf-8"?>
+<?mso-contentType ?>
+<FormTemplates xmlns="http://schemas.microsoft.com/sharepoint/v3/contenttype/forms">
+  <Display>DocumentLibraryForm</Display>
+  <Edit>DocumentLibraryForm</Edit>
+  <New>DocumentLibraryForm</New>
+</FormTemplates>
+</file>
+
+<file path=customXml/item3.xml><?xml version="1.0" encoding="utf-8"?>
 <ct:contentTypeSchema xmlns:ct="http://schemas.microsoft.com/office/2006/metadata/contentType" xmlns:ma="http://schemas.microsoft.com/office/2006/metadata/properties/metaAttributes" ct:_="" ma:_="" ma:contentTypeName="Document" ma:contentTypeID="0x0101008BB2CDC0507CAE4FA9617480A003DEB8" ma:contentTypeVersion="16" ma:contentTypeDescription="Create a new document." ma:contentTypeScope="" ma:versionID="cb24c99a2414c39efea7b1ba66faba1b">
   <xsd:schema xmlns:xsd="http://www.w3.org/2001/XMLSchema" xmlns:xs="http://www.w3.org/2001/XMLSchema" xmlns:p="http://schemas.microsoft.com/office/2006/metadata/properties" xmlns:ns2="6afba72c-dd52-49d8-8721-5dfc240ac6d9" xmlns:ns3="c497372e-d4cb-42b4-90ba-ffa887e058a6" targetNamespace="http://schemas.microsoft.com/office/2006/metadata/properties" ma:root="true" ma:fieldsID="aba76f391f5f3fc01106e72cb31b5014" ns2:_="" ns3:_="">
     <xsd:import namespace="6afba72c-dd52-49d8-8721-5dfc240ac6d9"/>
@@ -9182,26 +9086,25 @@
 </ct:contentTypeSchema>
 </file>
 
-<file path=customXml/item2.xml><?xml version="1.0" encoding="utf-8"?>
-<?mso-contentType ?>
-<FormTemplates xmlns="http://schemas.microsoft.com/sharepoint/v3/contenttype/forms">
-  <Display>DocumentLibraryForm</Display>
-  <Edit>DocumentLibraryForm</Edit>
-  <New>DocumentLibraryForm</New>
-</FormTemplates>
+<file path=customXml/itemProps1.xml><?xml version="1.0" encoding="utf-8"?>
+<ds:datastoreItem xmlns:ds="http://schemas.openxmlformats.org/officeDocument/2006/customXml" ds:itemID="{1A443A6C-2EAE-4987-A1F8-348A47A41E53}">
+  <ds:schemaRefs>
+    <ds:schemaRef ds:uri="http://schemas.microsoft.com/office/2006/metadata/properties"/>
+    <ds:schemaRef ds:uri="http://schemas.microsoft.com/office/infopath/2007/PartnerControls"/>
+    <ds:schemaRef ds:uri="6afba72c-dd52-49d8-8721-5dfc240ac6d9"/>
+  </ds:schemaRefs>
+</ds:datastoreItem>
 </file>
 
-<file path=customXml/item3.xml><?xml version="1.0" encoding="utf-8"?>
-<p:properties xmlns:p="http://schemas.microsoft.com/office/2006/metadata/properties" xmlns:xsi="http://www.w3.org/2001/XMLSchema-instance" xmlns:pc="http://schemas.microsoft.com/office/infopath/2007/PartnerControls">
-  <documentManagement>
-    <lcf76f155ced4ddcb4097134ff3c332f xmlns="6afba72c-dd52-49d8-8721-5dfc240ac6d9">
-      <Terms xmlns="http://schemas.microsoft.com/office/infopath/2007/PartnerControls"/>
-    </lcf76f155ced4ddcb4097134ff3c332f>
-  </documentManagement>
-</p:properties>
+<file path=customXml/itemProps2.xml><?xml version="1.0" encoding="utf-8"?>
+<ds:datastoreItem xmlns:ds="http://schemas.openxmlformats.org/officeDocument/2006/customXml" ds:itemID="{22A015C3-72F1-4E13-9DE7-C03049C7CAB2}">
+  <ds:schemaRefs>
+    <ds:schemaRef ds:uri="http://schemas.microsoft.com/sharepoint/v3/contenttype/forms"/>
+  </ds:schemaRefs>
+</ds:datastoreItem>
 </file>
 
-<file path=customXml/itemProps1.xml><?xml version="1.0" encoding="utf-8"?>
+<file path=customXml/itemProps3.xml><?xml version="1.0" encoding="utf-8"?>
 <ds:datastoreItem xmlns:ds="http://schemas.openxmlformats.org/officeDocument/2006/customXml" ds:itemID="{8F393DC2-629F-4E26-AF95-479C32E932AC}">
   <ds:schemaRefs>
     <ds:schemaRef ds:uri="http://schemas.microsoft.com/office/2006/metadata/contentType"/>
@@ -9218,22 +9121,4 @@
     <ds:schemaRef ds:uri="http://schemas.microsoft.com/internal/obd"/>
   </ds:schemaRefs>
 </ds:datastoreItem>
-</file>
-
-<file path=customXml/itemProps2.xml><?xml version="1.0" encoding="utf-8"?>
-<ds:datastoreItem xmlns:ds="http://schemas.openxmlformats.org/officeDocument/2006/customXml" ds:itemID="{22A015C3-72F1-4E13-9DE7-C03049C7CAB2}">
-  <ds:schemaRefs>
-    <ds:schemaRef ds:uri="http://schemas.microsoft.com/sharepoint/v3/contenttype/forms"/>
-  </ds:schemaRefs>
-</ds:datastoreItem>
-</file>
-
-<file path=customXml/itemProps3.xml><?xml version="1.0" encoding="utf-8"?>
-<ds:datastoreItem xmlns:ds="http://schemas.openxmlformats.org/officeDocument/2006/customXml" ds:itemID="{1A443A6C-2EAE-4987-A1F8-348A47A41E53}">
-  <ds:schemaRefs>
-    <ds:schemaRef ds:uri="http://schemas.microsoft.com/office/2006/metadata/properties"/>
-    <ds:schemaRef ds:uri="http://schemas.microsoft.com/office/infopath/2007/PartnerControls"/>
-    <ds:schemaRef ds:uri="6afba72c-dd52-49d8-8721-5dfc240ac6d9"/>
-  </ds:schemaRefs>
-</ds:datastoreItem>
 </file>